--- a/1 курс/ОСА/Инструкция по установке.docx
+++ b/1 курс/ОСА/Инструкция по установке.docx
@@ -1,6 +1,6 @@
 
 <file path=word/document.xml><?xml version="1.0" encoding="utf-8"?>
-<w:document xmlns:wpc="http://schemas.microsoft.com/office/word/2010/wordprocessingCanvas" xmlns:cx="http://schemas.microsoft.com/office/drawing/2014/chartex" xmlns:cx1="http://schemas.microsoft.com/office/drawing/2015/9/8/chartex" xmlns:cx2="http://schemas.microsoft.com/office/drawing/2015/10/21/chartex" xmlns:cx3="http://schemas.microsoft.com/office/drawing/2016/5/9/chartex" xmlns:cx4="http://schemas.microsoft.com/office/drawing/2016/5/10/chartex" xmlns:cx5="http://schemas.microsoft.com/office/drawing/2016/5/11/chartex" xmlns:cx6="http://schemas.microsoft.com/office/drawing/2016/5/12/chartex" xmlns:cx7="http://schemas.microsoft.com/office/drawing/2016/5/13/chartex" xmlns:cx8="http://schemas.microsoft.com/office/drawing/2016/5/14/chartex" xmlns:mc="http://schemas.openxmlformats.org/markup-compatibility/2006" xmlns:aink="http://schemas.microsoft.com/office/drawing/2016/ink" xmlns:am3d="http://schemas.microsoft.com/office/drawing/2017/model3d" xmlns:o="urn:schemas-microsoft-com:office:office" xmlns:oel="http://schemas.microsoft.com/office/2019/extlst" xmlns:r="http://schemas.openxmlformats.org/officeDocument/2006/relationships" xmlns:m="http://schemas.openxmlformats.org/officeDocument/2006/math" xmlns:v="urn:schemas-microsoft-com:vml" xmlns:wp14="http://schemas.microsoft.com/office/word/2010/wordprocessingDrawing" xmlns:wp="http://schemas.openxmlformats.org/drawingml/2006/wordprocessingDrawing" xmlns:w10="urn:schemas-microsoft-com:office:word" xmlns:w="http://schemas.openxmlformats.org/wordprocessingml/2006/main" xmlns:w14="http://schemas.microsoft.com/office/word/2010/wordml" xmlns:w15="http://schemas.microsoft.com/office/word/2012/wordml" xmlns:w16cex="http://schemas.microsoft.com/office/word/2018/wordml/cex" xmlns:w16cid="http://schemas.microsoft.com/office/word/2016/wordml/cid" xmlns:w16="http://schemas.microsoft.com/office/word/2018/wordml" xmlns:w16du="http://schemas.microsoft.com/office/word/2023/wordml/word16du" xmlns:w16sdtdh="http://schemas.microsoft.com/office/word/2020/wordml/sdtdatahash" xmlns:w16sdtfl="http://schemas.microsoft.com/office/word/2024/wordml/sdtformatlock" xmlns:w16se="http://schemas.microsoft.com/office/word/2015/wordml/symex" xmlns:wpg="http://schemas.microsoft.com/office/word/2010/wordprocessingGroup" xmlns:wpi="http://schemas.microsoft.com/office/word/2010/wordprocessingInk" xmlns:wne="http://schemas.microsoft.com/office/word/2006/wordml" xmlns:wps="http://schemas.microsoft.com/office/word/2010/wordprocessingShape" mc:Ignorable="w14 w15 w16se w16cid w16 w16cex w16sdtdh w16sdtfl w16du wp14">
+<w:document xmlns:wpc="http://schemas.microsoft.com/office/word/2010/wordprocessingCanvas" xmlns:cx="http://schemas.microsoft.com/office/drawing/2014/chartex" xmlns:cx1="http://schemas.microsoft.com/office/drawing/2015/9/8/chartex" xmlns:cx2="http://schemas.microsoft.com/office/drawing/2015/10/21/chartex" xmlns:cx3="http://schemas.microsoft.com/office/drawing/2016/5/9/chartex" xmlns:cx4="http://schemas.microsoft.com/office/drawing/2016/5/10/chartex" xmlns:cx5="http://schemas.microsoft.com/office/drawing/2016/5/11/chartex" xmlns:cx6="http://schemas.microsoft.com/office/drawing/2016/5/12/chartex" xmlns:cx7="http://schemas.microsoft.com/office/drawing/2016/5/13/chartex" xmlns:cx8="http://schemas.microsoft.com/office/drawing/2016/5/14/chartex" xmlns:mc="http://schemas.openxmlformats.org/markup-compatibility/2006" xmlns:aink="http://schemas.microsoft.com/office/drawing/2016/ink" xmlns:am3d="http://schemas.microsoft.com/office/drawing/2017/model3d" xmlns:o="urn:schemas-microsoft-com:office:office" xmlns:oel="http://schemas.microsoft.com/office/2019/extlst" xmlns:r="http://schemas.openxmlformats.org/officeDocument/2006/relationships" xmlns:m="http://schemas.openxmlformats.org/officeDocument/2006/math" xmlns:v="urn:schemas-microsoft-com:vml" xmlns:wp14="http://schemas.microsoft.com/office/word/2010/wordprocessingDrawing" xmlns:wp="http://schemas.openxmlformats.org/drawingml/2006/wordprocessingDrawing" xmlns:w10="urn:schemas-microsoft-com:office:word" xmlns:w="http://schemas.openxmlformats.org/wordprocessingml/2006/main" xmlns:w14="http://schemas.microsoft.com/office/word/2010/wordml" xmlns:w15="http://schemas.microsoft.com/office/word/2012/wordml" xmlns:w16cex="http://schemas.microsoft.com/office/word/2018/wordml/cex" xmlns:w16cid="http://schemas.microsoft.com/office/word/2016/wordml/cid" xmlns:w16="http://schemas.microsoft.com/office/word/2018/wordml" xmlns:w16du="http://schemas.microsoft.com/office/word/2023/wordml/word16du" xmlns:w16sdtdh="http://schemas.microsoft.com/office/word/2020/wordml/sdtdatahash" xmlns:w16se="http://schemas.microsoft.com/office/word/2015/wordml/symex" xmlns:wpg="http://schemas.microsoft.com/office/word/2010/wordprocessingGroup" xmlns:wpi="http://schemas.microsoft.com/office/word/2010/wordprocessingInk" xmlns:wne="http://schemas.microsoft.com/office/word/2006/wordml" xmlns:wps="http://schemas.microsoft.com/office/word/2010/wordprocessingShape" mc:Ignorable="w14 w15 w16se w16cid w16 w16cex w16sdtdh w16du wp14">
   <w:body>
     <w:p>
       <w:pPr>
@@ -667,7 +667,6 @@
           </w:rPr>
           <w:t>.</w:t>
         </w:r>
-        <w:proofErr w:type="spellStart"/>
         <w:r>
           <w:rPr>
             <w:rStyle w:val="ac"/>
@@ -675,7 +674,6 @@
           </w:rPr>
           <w:t>virtualbox</w:t>
         </w:r>
-        <w:proofErr w:type="spellEnd"/>
         <w:r>
           <w:rPr>
             <w:rStyle w:val="ac"/>
@@ -769,7 +767,7 @@
               </wp:anchor>
             </w:drawing>
           </mc:Choice>
-          <mc:Fallback>
+          <mc:Fallback xmlns:w16sdtfl="http://schemas.microsoft.com/office/word/2024/wordml/sdtformatlock">
             <w:pict>
               <v:shapetype w14:anchorId="5BF0D38B" id="_x0000_t75" coordsize="21600,21600" o:spt="75" o:preferrelative="t" path="m@4@5l@4@11@9@11@9@5xe" filled="f" stroked="f">
                 <v:stroke joinstyle="miter"/>
@@ -833,7 +831,7 @@
               </wp:anchor>
             </w:drawing>
           </mc:Choice>
-          <mc:Fallback>
+          <mc:Fallback xmlns:w16sdtfl="http://schemas.microsoft.com/office/word/2024/wordml/sdtformatlock">
             <w:pict>
               <v:shape w14:anchorId="7B381819" id="Рукописный ввод 6" o:spid="_x0000_s1026" type="#_x0000_t75" style="position:absolute;margin-left:125.65pt;margin-top:31.85pt;width:3.5pt;height:12.75pt;z-index:251661312;visibility:visible;mso-wrap-style:square;mso-wrap-distance-left:9pt;mso-wrap-distance-top:0;mso-wrap-distance-right:9pt;mso-wrap-distance-bottom:0;mso-position-horizontal:absolute;mso-position-horizontal-relative:text;mso-position-vertical:absolute;mso-position-vertical-relative:text" o:gfxdata="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">
                 <v:imagedata r:id="rId12" o:title=""/>
@@ -991,7 +989,7 @@
               </wp:anchor>
             </w:drawing>
           </mc:Choice>
-          <mc:Fallback>
+          <mc:Fallback xmlns:w16sdtfl="http://schemas.microsoft.com/office/word/2024/wordml/sdtformatlock">
             <w:pict>
               <v:shape w14:anchorId="2E326964" id="Рукописный ввод 4" o:spid="_x0000_s1026" type="#_x0000_t75" style="position:absolute;margin-left:74.1pt;margin-top:97pt;width:189.3pt;height:15.05pt;z-index:251660288;visibility:visible;mso-wrap-style:square;mso-width-percent:0;mso-height-percent:0;mso-wrap-distance-left:9pt;mso-wrap-distance-top:0;mso-wrap-distance-right:9pt;mso-wrap-distance-bottom:0;mso-position-horizontal:absolute;mso-position-horizontal-relative:text;mso-position-vertical:absolute;mso-position-vertical-relative:text;mso-width-percent:0;mso-height-percent:0;mso-width-relative:margin;mso-height-relative:margin" o:gfxdata="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">
                 <v:imagedata r:id="rId15" o:title=""/>
@@ -1161,6 +1159,7 @@
         <w:rPr>
           <w:noProof/>
         </w:rPr>
+        <w:lastRenderedPageBreak/>
         <w:drawing>
           <wp:inline distT="0" distB="0" distL="0" distR="0" wp14:anchorId="6A4367D4" wp14:editId="05CB9E08">
             <wp:extent cx="5425440" cy="3634360"/>
@@ -1332,7 +1331,7 @@
               </wp:anchor>
             </w:drawing>
           </mc:Choice>
-          <mc:Fallback>
+          <mc:Fallback xmlns:w16sdtfl="http://schemas.microsoft.com/office/word/2024/wordml/sdtformatlock">
             <w:pict>
               <v:shape w14:anchorId="3E284E63" id="Рукописный ввод 18" o:spid="_x0000_s1026" type="#_x0000_t75" style="position:absolute;margin-left:175.95pt;margin-top:81.35pt;width:125.05pt;height:13.85pt;z-index:251664384;visibility:visible;mso-wrap-style:square;mso-wrap-distance-left:9pt;mso-wrap-distance-top:0;mso-wrap-distance-right:9pt;mso-wrap-distance-bottom:0;mso-position-horizontal:absolute;mso-position-horizontal-relative:text;mso-position-vertical:absolute;mso-position-vertical-relative:text" o:gfxdata="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">
                 <v:imagedata r:id="rId22" o:title=""/>
@@ -1377,7 +1376,7 @@
               </wp:anchor>
             </w:drawing>
           </mc:Choice>
-          <mc:Fallback>
+          <mc:Fallback xmlns:w16sdtfl="http://schemas.microsoft.com/office/word/2024/wordml/sdtformatlock">
             <w:pict>
               <v:shape w14:anchorId="1B242505" id="Рукописный ввод 16" o:spid="_x0000_s1026" type="#_x0000_t75" style="position:absolute;margin-left:174.75pt;margin-top:63.45pt;width:122.35pt;height:13.85pt;z-index:251663360;visibility:visible;mso-wrap-style:square;mso-wrap-distance-left:9pt;mso-wrap-distance-top:0;mso-wrap-distance-right:9pt;mso-wrap-distance-bottom:0;mso-position-horizontal:absolute;mso-position-horizontal-relative:text;mso-position-vertical:absolute;mso-position-vertical-relative:text" o:gfxdata="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">
                 <v:imagedata r:id="rId24" o:title=""/>
@@ -1470,7 +1469,7 @@
               </wp:anchor>
             </w:drawing>
           </mc:Choice>
-          <mc:Fallback>
+          <mc:Fallback xmlns:w16sdtfl="http://schemas.microsoft.com/office/word/2024/wordml/sdtformatlock">
             <w:pict>
               <v:shape w14:anchorId="659ADB06" id="Рукописный ввод 22" o:spid="_x0000_s1026" type="#_x0000_t75" style="position:absolute;margin-left:212.55pt;margin-top:169.3pt;width:116pt;height:12.05pt;z-index:251667456;visibility:visible;mso-wrap-style:square;mso-wrap-distance-left:9pt;mso-wrap-distance-top:0;mso-wrap-distance-right:9pt;mso-wrap-distance-bottom:0;mso-position-horizontal:absolute;mso-position-horizontal-relative:text;mso-position-vertical:absolute;mso-position-vertical-relative:text" o:gfxdata="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">
                 <v:imagedata r:id="rId27" o:title=""/>
@@ -1515,7 +1514,7 @@
               </wp:anchor>
             </w:drawing>
           </mc:Choice>
-          <mc:Fallback>
+          <mc:Fallback xmlns:w16sdtfl="http://schemas.microsoft.com/office/word/2024/wordml/sdtformatlock">
             <w:pict>
               <v:shape w14:anchorId="216CDDF9" id="Рукописный ввод 21" o:spid="_x0000_s1026" type="#_x0000_t75" style="position:absolute;margin-left:444.8pt;margin-top:45.75pt;width:32.65pt;height:11.4pt;z-index:251666432;visibility:visible;mso-wrap-style:square;mso-wrap-distance-left:9pt;mso-wrap-distance-top:0;mso-wrap-distance-right:9pt;mso-wrap-distance-bottom:0;mso-position-horizontal:absolute;mso-position-horizontal-relative:text;mso-position-vertical:absolute;mso-position-vertical-relative:text" o:gfxdata="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">
                 <v:imagedata r:id="rId29" o:title=""/>
@@ -1596,23 +1595,7 @@
           <w:i/>
           <w:iCs/>
         </w:rPr>
-        <w:t xml:space="preserve"> ускорения нет – </w:t>
-      </w:r>
-      <w:proofErr w:type="spellStart"/>
-      <w:r>
-        <w:rPr>
-          <w:i/>
-          <w:iCs/>
-        </w:rPr>
-        <w:t>перезайдите</w:t>
-      </w:r>
-      <w:proofErr w:type="spellEnd"/>
-      <w:r>
-        <w:rPr>
-          <w:i/>
-          <w:iCs/>
-        </w:rPr>
-        <w:t xml:space="preserve"> в </w:t>
+        <w:t xml:space="preserve"> ускорения нет – перезайдите в </w:t>
       </w:r>
       <w:r>
         <w:rPr>
@@ -1688,7 +1671,7 @@
               </wp:anchor>
             </w:drawing>
           </mc:Choice>
-          <mc:Fallback>
+          <mc:Fallback xmlns:w16sdtfl="http://schemas.microsoft.com/office/word/2024/wordml/sdtformatlock">
             <w:pict>
               <v:shape w14:anchorId="6F110C71" id="Рукописный ввод 29" o:spid="_x0000_s1026" type="#_x0000_t75" style="position:absolute;margin-left:364.95pt;margin-top:84.4pt;width:77.9pt;height:12.6pt;z-index:251671552;visibility:visible;mso-wrap-style:square;mso-wrap-distance-left:9pt;mso-wrap-distance-top:0;mso-wrap-distance-right:9pt;mso-wrap-distance-bottom:0;mso-position-horizontal:absolute;mso-position-horizontal-relative:text;mso-position-vertical:absolute;mso-position-vertical-relative:text" o:gfxdata="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">
                 <v:imagedata r:id="rId32" o:title=""/>
@@ -1733,7 +1716,7 @@
               </wp:anchor>
             </w:drawing>
           </mc:Choice>
-          <mc:Fallback>
+          <mc:Fallback xmlns:w16sdtfl="http://schemas.microsoft.com/office/word/2024/wordml/sdtformatlock">
             <w:pict>
               <v:shape w14:anchorId="0939CA6C" id="Рукописный ввод 28" o:spid="_x0000_s1026" type="#_x0000_t75" style="position:absolute;margin-left:213.15pt;margin-top:74.25pt;width:32.65pt;height:12.6pt;z-index:251670528;visibility:visible;mso-wrap-style:square;mso-wrap-distance-left:9pt;mso-wrap-distance-top:0;mso-wrap-distance-right:9pt;mso-wrap-distance-bottom:0;mso-position-horizontal:absolute;mso-position-horizontal-relative:text;mso-position-vertical:absolute;mso-position-vertical-relative:text" o:gfxdata="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">
                 <v:imagedata r:id="rId34" o:title=""/>
@@ -1956,7 +1939,7 @@
               </wp:anchor>
             </w:drawing>
           </mc:Choice>
-          <mc:Fallback>
+          <mc:Fallback xmlns:w16sdtfl="http://schemas.microsoft.com/office/word/2024/wordml/sdtformatlock">
             <w:pict>
               <v:shape w14:anchorId="005F3B37" id="Рукописный ввод 25" o:spid="_x0000_s1026" type="#_x0000_t75" style="position:absolute;margin-left:196.9pt;margin-top:58.35pt;width:57.25pt;height:20pt;z-index:251669504;visibility:visible;mso-wrap-style:square;mso-width-percent:0;mso-wrap-distance-left:9pt;mso-wrap-distance-top:0;mso-wrap-distance-right:9pt;mso-wrap-distance-bottom:0;mso-position-horizontal:absolute;mso-position-horizontal-relative:text;mso-position-vertical:absolute;mso-position-vertical-relative:text;mso-width-percent:0;mso-width-relative:margin" o:gfxdata="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">
                 <v:imagedata r:id="rId38" o:title=""/>
@@ -2392,23 +2375,7 @@
         </w:rPr>
       </w:pPr>
       <w:r>
-        <w:t xml:space="preserve">Запустилось! Будет показывать кучу окошек. Ждем </w:t>
-      </w:r>
-      <w:proofErr w:type="spellStart"/>
-      <w:r>
-        <w:t>ждем</w:t>
-      </w:r>
-      <w:proofErr w:type="spellEnd"/>
-      <w:r>
-        <w:t xml:space="preserve"> </w:t>
-      </w:r>
-      <w:proofErr w:type="spellStart"/>
-      <w:r>
-        <w:t>ждем</w:t>
-      </w:r>
-      <w:proofErr w:type="spellEnd"/>
-      <w:r>
-        <w:t>…</w:t>
+        <w:t>Запустилось! Будет показывать кучу окошек. Ждем ждем ждем…</w:t>
       </w:r>
     </w:p>
     <w:p>
@@ -2666,13 +2633,8 @@
         <w:ind w:left="1429"/>
         <w:jc w:val="both"/>
       </w:pPr>
-      <w:proofErr w:type="spellStart"/>
-      <w:r>
-        <w:t>Ноуп</w:t>
-      </w:r>
-      <w:proofErr w:type="spellEnd"/>
-      <w:r>
-        <w:t>, скип</w:t>
+      <w:r>
+        <w:t>Ноуп, скип</w:t>
       </w:r>
     </w:p>
     <w:p>
@@ -2846,7 +2808,7 @@
               </wp:anchor>
             </w:drawing>
           </mc:Choice>
-          <mc:Fallback>
+          <mc:Fallback xmlns:w16sdtfl="http://schemas.microsoft.com/office/word/2024/wordml/sdtformatlock">
             <w:pict>
               <v:shape w14:anchorId="61B884F7" id="Рукописный ввод 32" o:spid="_x0000_s1026" type="#_x0000_t75" style="position:absolute;margin-left:208.95pt;margin-top:153.8pt;width:125.5pt;height:13.25pt;z-index:251672576;visibility:visible;mso-wrap-style:square;mso-wrap-distance-left:9pt;mso-wrap-distance-top:0;mso-wrap-distance-right:9pt;mso-wrap-distance-bottom:0;mso-position-horizontal:absolute;mso-position-horizontal-relative:text;mso-position-vertical:absolute;mso-position-vertical-relative:text" o:gfxdata="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">
                 <v:imagedata r:id="rId52" o:title=""/>
@@ -3065,6 +3027,12 @@
         </w:rPr>
         <w:t>Увеличиваем экран</w:t>
       </w:r>
+      <w:r>
+        <w:rPr>
+          <w:noProof/>
+        </w:rPr>
+        <w:t>. Способ 1</w:t>
+      </w:r>
     </w:p>
     <w:p>
       <w:pPr>
@@ -3076,6 +3044,46 @@
           <w:noProof/>
         </w:rPr>
       </w:pPr>
+      <w:r>
+        <w:rPr>
+          <w:noProof/>
+        </w:rPr>
+        <w:drawing>
+          <wp:inline distT="0" distB="0" distL="0" distR="0" wp14:anchorId="073DE098" wp14:editId="1DD394C7">
+            <wp:extent cx="5466965" cy="2994660"/>
+            <wp:effectExtent l="0" t="0" r="635" b="0"/>
+            <wp:docPr id="2141064458" name="Рисунок 1"/>
+            <wp:cNvGraphicFramePr>
+              <a:graphicFrameLocks xmlns:a="http://schemas.openxmlformats.org/drawingml/2006/main" noChangeAspect="1"/>
+            </wp:cNvGraphicFramePr>
+            <a:graphic xmlns:a="http://schemas.openxmlformats.org/drawingml/2006/main">
+              <a:graphicData uri="http://schemas.openxmlformats.org/drawingml/2006/picture">
+                <pic:pic xmlns:pic="http://schemas.openxmlformats.org/drawingml/2006/picture">
+                  <pic:nvPicPr>
+                    <pic:cNvPr id="2141064458" name=""/>
+                    <pic:cNvPicPr/>
+                  </pic:nvPicPr>
+                  <pic:blipFill>
+                    <a:blip r:embed="rId56"/>
+                    <a:stretch>
+                      <a:fillRect/>
+                    </a:stretch>
+                  </pic:blipFill>
+                  <pic:spPr>
+                    <a:xfrm>
+                      <a:off x="0" y="0"/>
+                      <a:ext cx="5476007" cy="2999613"/>
+                    </a:xfrm>
+                    <a:prstGeom prst="rect">
+                      <a:avLst/>
+                    </a:prstGeom>
+                  </pic:spPr>
+                </pic:pic>
+              </a:graphicData>
+            </a:graphic>
+          </wp:inline>
+        </w:drawing>
+      </w:r>
     </w:p>
     <w:p>
       <w:pPr>
@@ -3091,6 +3099,35 @@
         <w:rPr>
           <w:noProof/>
         </w:rPr>
+        <w:t>Увеличиваем экран. Способ 2. Параметры/монитор</w:t>
+      </w:r>
+    </w:p>
+    <w:p>
+      <w:pPr>
+        <w:pStyle w:val="a0"/>
+        <w:spacing w:after="240"/>
+        <w:ind w:left="1429"/>
+        <w:jc w:val="both"/>
+        <w:rPr>
+          <w:noProof/>
+        </w:rPr>
+      </w:pPr>
+    </w:p>
+    <w:p>
+      <w:pPr>
+        <w:pStyle w:val="a0"/>
+        <w:spacing w:after="240"/>
+        <w:ind w:left="1429"/>
+        <w:jc w:val="both"/>
+        <w:rPr>
+          <w:noProof/>
+        </w:rPr>
+      </w:pPr>
+      <w:r>
+        <w:rPr>
+          <w:noProof/>
+        </w:rPr>
+        <w:lastRenderedPageBreak/>
         <mc:AlternateContent>
           <mc:Choice Requires="wpi">
             <w:drawing>
@@ -3109,7 +3146,7 @@
                 <wp:cNvGraphicFramePr/>
                 <a:graphic xmlns:a="http://schemas.openxmlformats.org/drawingml/2006/main">
                   <a:graphicData uri="http://schemas.microsoft.com/office/word/2010/wordprocessingInk">
-                    <w14:contentPart bwMode="auto" r:id="rId56">
+                    <w14:contentPart bwMode="auto" r:id="rId57">
                       <w14:nvContentPartPr>
                         <w14:cNvContentPartPr/>
                       </w14:nvContentPartPr>
@@ -3123,10 +3160,10 @@
               </wp:anchor>
             </w:drawing>
           </mc:Choice>
-          <mc:Fallback>
+          <mc:Fallback xmlns:w16sdtfl="http://schemas.microsoft.com/office/word/2024/wordml/sdtformatlock">
             <w:pict>
               <v:shape w14:anchorId="715648EE" id="Рукописный ввод 35" o:spid="_x0000_s1026" type="#_x0000_t75" style="position:absolute;margin-left:409.35pt;margin-top:246.95pt;width:54.2pt;height:11.4pt;z-index:251674624;visibility:visible;mso-wrap-style:square;mso-wrap-distance-left:9pt;mso-wrap-distance-top:0;mso-wrap-distance-right:9pt;mso-wrap-distance-bottom:0;mso-position-horizontal:absolute;mso-position-horizontal-relative:text;mso-position-vertical:absolute;mso-position-vertical-relative:text" o:gfxdata="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">
-                <v:imagedata r:id="rId57" o:title=""/>
+                <v:imagedata r:id="rId58" o:title=""/>
               </v:shape>
             </w:pict>
           </mc:Fallback>
@@ -3154,7 +3191,7 @@
                 <wp:cNvGraphicFramePr/>
                 <a:graphic xmlns:a="http://schemas.openxmlformats.org/drawingml/2006/main">
                   <a:graphicData uri="http://schemas.microsoft.com/office/word/2010/wordprocessingInk">
-                    <w14:contentPart bwMode="auto" r:id="rId58">
+                    <w14:contentPart bwMode="auto" r:id="rId59">
                       <w14:nvContentPartPr>
                         <w14:cNvContentPartPr/>
                       </w14:nvContentPartPr>
@@ -3168,10 +3205,10 @@
               </wp:anchor>
             </w:drawing>
           </mc:Choice>
-          <mc:Fallback>
+          <mc:Fallback xmlns:w16sdtfl="http://schemas.microsoft.com/office/word/2024/wordml/sdtformatlock">
             <w:pict>
               <v:shape w14:anchorId="225B7A97" id="Рукописный ввод 33" o:spid="_x0000_s1026" type="#_x0000_t75" style="position:absolute;margin-left:316.35pt;margin-top:16.25pt;width:40.85pt;height:14.1pt;z-index:251673600;visibility:visible;mso-wrap-style:square;mso-wrap-distance-left:9pt;mso-wrap-distance-top:0;mso-wrap-distance-right:9pt;mso-wrap-distance-bottom:0;mso-position-horizontal:absolute;mso-position-horizontal-relative:text;mso-position-vertical:absolute;mso-position-vertical-relative:text" o:gfxdata="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">
-                <v:imagedata r:id="rId59" o:title=""/>
+                <v:imagedata r:id="rId60" o:title=""/>
               </v:shape>
             </w:pict>
           </mc:Fallback>
@@ -3197,7 +3234,7 @@
                     <pic:cNvPicPr/>
                   </pic:nvPicPr>
                   <pic:blipFill>
-                    <a:blip r:embed="rId60"/>
+                    <a:blip r:embed="rId61"/>
                     <a:stretch>
                       <a:fillRect/>
                     </a:stretch>
@@ -3255,7 +3292,6 @@
         <w:rPr>
           <w:noProof/>
         </w:rPr>
-        <w:lastRenderedPageBreak/>
         <w:drawing>
           <wp:inline distT="0" distB="0" distL="0" distR="0" wp14:anchorId="1F6C28B5" wp14:editId="3EF6C7BF">
             <wp:extent cx="4096322" cy="3238952"/>
@@ -3272,7 +3308,7 @@
                     <pic:cNvPicPr/>
                   </pic:nvPicPr>
                   <pic:blipFill>
-                    <a:blip r:embed="rId61"/>
+                    <a:blip r:embed="rId62"/>
                     <a:stretch>
                       <a:fillRect/>
                     </a:stretch>
@@ -3304,7 +3340,7 @@
 </file>
 
 <file path=word/endnotes.xml><?xml version="1.0" encoding="utf-8"?>
-<w:endnotes xmlns:wpc="http://schemas.microsoft.com/office/word/2010/wordprocessingCanvas" xmlns:cx="http://schemas.microsoft.com/office/drawing/2014/chartex" xmlns:cx1="http://schemas.microsoft.com/office/drawing/2015/9/8/chartex" xmlns:cx2="http://schemas.microsoft.com/office/drawing/2015/10/21/chartex" xmlns:cx3="http://schemas.microsoft.com/office/drawing/2016/5/9/chartex" xmlns:cx4="http://schemas.microsoft.com/office/drawing/2016/5/10/chartex" xmlns:cx5="http://schemas.microsoft.com/office/drawing/2016/5/11/chartex" xmlns:cx6="http://schemas.microsoft.com/office/drawing/2016/5/12/chartex" xmlns:cx7="http://schemas.microsoft.com/office/drawing/2016/5/13/chartex" xmlns:cx8="http://schemas.microsoft.com/office/drawing/2016/5/14/chartex" xmlns:mc="http://schemas.openxmlformats.org/markup-compatibility/2006" xmlns:aink="http://schemas.microsoft.com/office/drawing/2016/ink" xmlns:am3d="http://schemas.microsoft.com/office/drawing/2017/model3d" xmlns:o="urn:schemas-microsoft-com:office:office" xmlns:oel="http://schemas.microsoft.com/office/2019/extlst" xmlns:r="http://schemas.openxmlformats.org/officeDocument/2006/relationships" xmlns:m="http://schemas.openxmlformats.org/officeDocument/2006/math" xmlns:v="urn:schemas-microsoft-com:vml" xmlns:wp14="http://schemas.microsoft.com/office/word/2010/wordprocessingDrawing" xmlns:wp="http://schemas.openxmlformats.org/drawingml/2006/wordprocessingDrawing" xmlns:w10="urn:schemas-microsoft-com:office:word" xmlns:w="http://schemas.openxmlformats.org/wordprocessingml/2006/main" xmlns:w14="http://schemas.microsoft.com/office/word/2010/wordml" xmlns:w15="http://schemas.microsoft.com/office/word/2012/wordml" xmlns:w16cex="http://schemas.microsoft.com/office/word/2018/wordml/cex" xmlns:w16cid="http://schemas.microsoft.com/office/word/2016/wordml/cid" xmlns:w16="http://schemas.microsoft.com/office/word/2018/wordml" xmlns:w16du="http://schemas.microsoft.com/office/word/2023/wordml/word16du" xmlns:w16sdtdh="http://schemas.microsoft.com/office/word/2020/wordml/sdtdatahash" xmlns:w16sdtfl="http://schemas.microsoft.com/office/word/2024/wordml/sdtformatlock" xmlns:w16se="http://schemas.microsoft.com/office/word/2015/wordml/symex" xmlns:wpg="http://schemas.microsoft.com/office/word/2010/wordprocessingGroup" xmlns:wpi="http://schemas.microsoft.com/office/word/2010/wordprocessingInk" xmlns:wne="http://schemas.microsoft.com/office/word/2006/wordml" xmlns:wps="http://schemas.microsoft.com/office/word/2010/wordprocessingShape" mc:Ignorable="w14 w15 w16se w16cid w16 w16cex w16sdtdh w16sdtfl w16du wp14">
+<w:endnotes xmlns:wpc="http://schemas.microsoft.com/office/word/2010/wordprocessingCanvas" xmlns:cx="http://schemas.microsoft.com/office/drawing/2014/chartex" xmlns:cx1="http://schemas.microsoft.com/office/drawing/2015/9/8/chartex" xmlns:cx2="http://schemas.microsoft.com/office/drawing/2015/10/21/chartex" xmlns:cx3="http://schemas.microsoft.com/office/drawing/2016/5/9/chartex" xmlns:cx4="http://schemas.microsoft.com/office/drawing/2016/5/10/chartex" xmlns:cx5="http://schemas.microsoft.com/office/drawing/2016/5/11/chartex" xmlns:cx6="http://schemas.microsoft.com/office/drawing/2016/5/12/chartex" xmlns:cx7="http://schemas.microsoft.com/office/drawing/2016/5/13/chartex" xmlns:cx8="http://schemas.microsoft.com/office/drawing/2016/5/14/chartex" xmlns:mc="http://schemas.openxmlformats.org/markup-compatibility/2006" xmlns:aink="http://schemas.microsoft.com/office/drawing/2016/ink" xmlns:am3d="http://schemas.microsoft.com/office/drawing/2017/model3d" xmlns:o="urn:schemas-microsoft-com:office:office" xmlns:oel="http://schemas.microsoft.com/office/2019/extlst" xmlns:r="http://schemas.openxmlformats.org/officeDocument/2006/relationships" xmlns:m="http://schemas.openxmlformats.org/officeDocument/2006/math" xmlns:v="urn:schemas-microsoft-com:vml" xmlns:wp14="http://schemas.microsoft.com/office/word/2010/wordprocessingDrawing" xmlns:wp="http://schemas.openxmlformats.org/drawingml/2006/wordprocessingDrawing" xmlns:w10="urn:schemas-microsoft-com:office:word" xmlns:w="http://schemas.openxmlformats.org/wordprocessingml/2006/main" xmlns:w14="http://schemas.microsoft.com/office/word/2010/wordml" xmlns:w15="http://schemas.microsoft.com/office/word/2012/wordml" xmlns:w16cex="http://schemas.microsoft.com/office/word/2018/wordml/cex" xmlns:w16cid="http://schemas.microsoft.com/office/word/2016/wordml/cid" xmlns:w16="http://schemas.microsoft.com/office/word/2018/wordml" xmlns:w16du="http://schemas.microsoft.com/office/word/2023/wordml/word16du" xmlns:w16sdtdh="http://schemas.microsoft.com/office/word/2020/wordml/sdtdatahash" xmlns:w16se="http://schemas.microsoft.com/office/word/2015/wordml/symex" xmlns:wpg="http://schemas.microsoft.com/office/word/2010/wordprocessingGroup" xmlns:wpi="http://schemas.microsoft.com/office/word/2010/wordprocessingInk" xmlns:wne="http://schemas.microsoft.com/office/word/2006/wordml" xmlns:wps="http://schemas.microsoft.com/office/word/2010/wordprocessingShape" mc:Ignorable="w14 w15 w16se w16cid w16 w16cex w16sdtdh w16du wp14">
   <w:endnote w:type="separator" w:id="-1">
     <w:p>
       <w:pPr>
@@ -3329,7 +3365,7 @@
 </file>
 
 <file path=word/footnotes.xml><?xml version="1.0" encoding="utf-8"?>
-<w:footnotes xmlns:wpc="http://schemas.microsoft.com/office/word/2010/wordprocessingCanvas" xmlns:cx="http://schemas.microsoft.com/office/drawing/2014/chartex" xmlns:cx1="http://schemas.microsoft.com/office/drawing/2015/9/8/chartex" xmlns:cx2="http://schemas.microsoft.com/office/drawing/2015/10/21/chartex" xmlns:cx3="http://schemas.microsoft.com/office/drawing/2016/5/9/chartex" xmlns:cx4="http://schemas.microsoft.com/office/drawing/2016/5/10/chartex" xmlns:cx5="http://schemas.microsoft.com/office/drawing/2016/5/11/chartex" xmlns:cx6="http://schemas.microsoft.com/office/drawing/2016/5/12/chartex" xmlns:cx7="http://schemas.microsoft.com/office/drawing/2016/5/13/chartex" xmlns:cx8="http://schemas.microsoft.com/office/drawing/2016/5/14/chartex" xmlns:mc="http://schemas.openxmlformats.org/markup-compatibility/2006" xmlns:aink="http://schemas.microsoft.com/office/drawing/2016/ink" xmlns:am3d="http://schemas.microsoft.com/office/drawing/2017/model3d" xmlns:o="urn:schemas-microsoft-com:office:office" xmlns:oel="http://schemas.microsoft.com/office/2019/extlst" xmlns:r="http://schemas.openxmlformats.org/officeDocument/2006/relationships" xmlns:m="http://schemas.openxmlformats.org/officeDocument/2006/math" xmlns:v="urn:schemas-microsoft-com:vml" xmlns:wp14="http://schemas.microsoft.com/office/word/2010/wordprocessingDrawing" xmlns:wp="http://schemas.openxmlformats.org/drawingml/2006/wordprocessingDrawing" xmlns:w10="urn:schemas-microsoft-com:office:word" xmlns:w="http://schemas.openxmlformats.org/wordprocessingml/2006/main" xmlns:w14="http://schemas.microsoft.com/office/word/2010/wordml" xmlns:w15="http://schemas.microsoft.com/office/word/2012/wordml" xmlns:w16cex="http://schemas.microsoft.com/office/word/2018/wordml/cex" xmlns:w16cid="http://schemas.microsoft.com/office/word/2016/wordml/cid" xmlns:w16="http://schemas.microsoft.com/office/word/2018/wordml" xmlns:w16du="http://schemas.microsoft.com/office/word/2023/wordml/word16du" xmlns:w16sdtdh="http://schemas.microsoft.com/office/word/2020/wordml/sdtdatahash" xmlns:w16sdtfl="http://schemas.microsoft.com/office/word/2024/wordml/sdtformatlock" xmlns:w16se="http://schemas.microsoft.com/office/word/2015/wordml/symex" xmlns:wpg="http://schemas.microsoft.com/office/word/2010/wordprocessingGroup" xmlns:wpi="http://schemas.microsoft.com/office/word/2010/wordprocessingInk" xmlns:wne="http://schemas.microsoft.com/office/word/2006/wordml" xmlns:wps="http://schemas.microsoft.com/office/word/2010/wordprocessingShape" mc:Ignorable="w14 w15 w16se w16cid w16 w16cex w16sdtdh w16sdtfl w16du wp14">
+<w:footnotes xmlns:wpc="http://schemas.microsoft.com/office/word/2010/wordprocessingCanvas" xmlns:cx="http://schemas.microsoft.com/office/drawing/2014/chartex" xmlns:cx1="http://schemas.microsoft.com/office/drawing/2015/9/8/chartex" xmlns:cx2="http://schemas.microsoft.com/office/drawing/2015/10/21/chartex" xmlns:cx3="http://schemas.microsoft.com/office/drawing/2016/5/9/chartex" xmlns:cx4="http://schemas.microsoft.com/office/drawing/2016/5/10/chartex" xmlns:cx5="http://schemas.microsoft.com/office/drawing/2016/5/11/chartex" xmlns:cx6="http://schemas.microsoft.com/office/drawing/2016/5/12/chartex" xmlns:cx7="http://schemas.microsoft.com/office/drawing/2016/5/13/chartex" xmlns:cx8="http://schemas.microsoft.com/office/drawing/2016/5/14/chartex" xmlns:mc="http://schemas.openxmlformats.org/markup-compatibility/2006" xmlns:aink="http://schemas.microsoft.com/office/drawing/2016/ink" xmlns:am3d="http://schemas.microsoft.com/office/drawing/2017/model3d" xmlns:o="urn:schemas-microsoft-com:office:office" xmlns:oel="http://schemas.microsoft.com/office/2019/extlst" xmlns:r="http://schemas.openxmlformats.org/officeDocument/2006/relationships" xmlns:m="http://schemas.openxmlformats.org/officeDocument/2006/math" xmlns:v="urn:schemas-microsoft-com:vml" xmlns:wp14="http://schemas.microsoft.com/office/word/2010/wordprocessingDrawing" xmlns:wp="http://schemas.openxmlformats.org/drawingml/2006/wordprocessingDrawing" xmlns:w10="urn:schemas-microsoft-com:office:word" xmlns:w="http://schemas.openxmlformats.org/wordprocessingml/2006/main" xmlns:w14="http://schemas.microsoft.com/office/word/2010/wordml" xmlns:w15="http://schemas.microsoft.com/office/word/2012/wordml" xmlns:w16cex="http://schemas.microsoft.com/office/word/2018/wordml/cex" xmlns:w16cid="http://schemas.microsoft.com/office/word/2016/wordml/cid" xmlns:w16="http://schemas.microsoft.com/office/word/2018/wordml" xmlns:w16du="http://schemas.microsoft.com/office/word/2023/wordml/word16du" xmlns:w16sdtdh="http://schemas.microsoft.com/office/word/2020/wordml/sdtdatahash" xmlns:w16se="http://schemas.microsoft.com/office/word/2015/wordml/symex" xmlns:wpg="http://schemas.microsoft.com/office/word/2010/wordprocessingGroup" xmlns:wpi="http://schemas.microsoft.com/office/word/2010/wordprocessingInk" xmlns:wne="http://schemas.microsoft.com/office/word/2006/wordml" xmlns:wps="http://schemas.microsoft.com/office/word/2010/wordprocessingShape" mc:Ignorable="w14 w15 w16se w16cid w16 w16cex w16sdtdh w16du wp14">
   <w:footnote w:type="separator" w:id="-1">
     <w:p>
       <w:pPr>
@@ -3354,7 +3390,7 @@
 </file>
 
 <file path=word/numbering.xml><?xml version="1.0" encoding="utf-8"?>
-<w:numbering xmlns:wpc="http://schemas.microsoft.com/office/word/2010/wordprocessingCanvas" xmlns:cx="http://schemas.microsoft.com/office/drawing/2014/chartex" xmlns:cx1="http://schemas.microsoft.com/office/drawing/2015/9/8/chartex" xmlns:cx2="http://schemas.microsoft.com/office/drawing/2015/10/21/chartex" xmlns:cx3="http://schemas.microsoft.com/office/drawing/2016/5/9/chartex" xmlns:cx4="http://schemas.microsoft.com/office/drawing/2016/5/10/chartex" xmlns:cx5="http://schemas.microsoft.com/office/drawing/2016/5/11/chartex" xmlns:cx6="http://schemas.microsoft.com/office/drawing/2016/5/12/chartex" xmlns:cx7="http://schemas.microsoft.com/office/drawing/2016/5/13/chartex" xmlns:cx8="http://schemas.microsoft.com/office/drawing/2016/5/14/chartex" xmlns:mc="http://schemas.openxmlformats.org/markup-compatibility/2006" xmlns:aink="http://schemas.microsoft.com/office/drawing/2016/ink" xmlns:am3d="http://schemas.microsoft.com/office/drawing/2017/model3d" xmlns:o="urn:schemas-microsoft-com:office:office" xmlns:oel="http://schemas.microsoft.com/office/2019/extlst" xmlns:r="http://schemas.openxmlformats.org/officeDocument/2006/relationships" xmlns:m="http://schemas.openxmlformats.org/officeDocument/2006/math" xmlns:v="urn:schemas-microsoft-com:vml" xmlns:wp14="http://schemas.microsoft.com/office/word/2010/wordprocessingDrawing" xmlns:wp="http://schemas.openxmlformats.org/drawingml/2006/wordprocessingDrawing" xmlns:w10="urn:schemas-microsoft-com:office:word" xmlns:w="http://schemas.openxmlformats.org/wordprocessingml/2006/main" xmlns:w14="http://schemas.microsoft.com/office/word/2010/wordml" xmlns:w15="http://schemas.microsoft.com/office/word/2012/wordml" xmlns:w16cex="http://schemas.microsoft.com/office/word/2018/wordml/cex" xmlns:w16cid="http://schemas.microsoft.com/office/word/2016/wordml/cid" xmlns:w16="http://schemas.microsoft.com/office/word/2018/wordml" xmlns:w16du="http://schemas.microsoft.com/office/word/2023/wordml/word16du" xmlns:w16sdtdh="http://schemas.microsoft.com/office/word/2020/wordml/sdtdatahash" xmlns:w16sdtfl="http://schemas.microsoft.com/office/word/2024/wordml/sdtformatlock" xmlns:w16se="http://schemas.microsoft.com/office/word/2015/wordml/symex" xmlns:wpg="http://schemas.microsoft.com/office/word/2010/wordprocessingGroup" xmlns:wpi="http://schemas.microsoft.com/office/word/2010/wordprocessingInk" xmlns:wne="http://schemas.microsoft.com/office/word/2006/wordml" xmlns:wps="http://schemas.microsoft.com/office/word/2010/wordprocessingShape" mc:Ignorable="w14 w15 w16se w16cid w16 w16cex w16sdtdh w16sdtfl w16du wp14">
+<w:numbering xmlns:wpc="http://schemas.microsoft.com/office/word/2010/wordprocessingCanvas" xmlns:cx="http://schemas.microsoft.com/office/drawing/2014/chartex" xmlns:cx1="http://schemas.microsoft.com/office/drawing/2015/9/8/chartex" xmlns:cx2="http://schemas.microsoft.com/office/drawing/2015/10/21/chartex" xmlns:cx3="http://schemas.microsoft.com/office/drawing/2016/5/9/chartex" xmlns:cx4="http://schemas.microsoft.com/office/drawing/2016/5/10/chartex" xmlns:cx5="http://schemas.microsoft.com/office/drawing/2016/5/11/chartex" xmlns:cx6="http://schemas.microsoft.com/office/drawing/2016/5/12/chartex" xmlns:cx7="http://schemas.microsoft.com/office/drawing/2016/5/13/chartex" xmlns:cx8="http://schemas.microsoft.com/office/drawing/2016/5/14/chartex" xmlns:mc="http://schemas.openxmlformats.org/markup-compatibility/2006" xmlns:aink="http://schemas.microsoft.com/office/drawing/2016/ink" xmlns:am3d="http://schemas.microsoft.com/office/drawing/2017/model3d" xmlns:o="urn:schemas-microsoft-com:office:office" xmlns:oel="http://schemas.microsoft.com/office/2019/extlst" xmlns:r="http://schemas.openxmlformats.org/officeDocument/2006/relationships" xmlns:m="http://schemas.openxmlformats.org/officeDocument/2006/math" xmlns:v="urn:schemas-microsoft-com:vml" xmlns:wp14="http://schemas.microsoft.com/office/word/2010/wordprocessingDrawing" xmlns:wp="http://schemas.openxmlformats.org/drawingml/2006/wordprocessingDrawing" xmlns:w10="urn:schemas-microsoft-com:office:word" xmlns:w="http://schemas.openxmlformats.org/wordprocessingml/2006/main" xmlns:w14="http://schemas.microsoft.com/office/word/2010/wordml" xmlns:w15="http://schemas.microsoft.com/office/word/2012/wordml" xmlns:w16cex="http://schemas.microsoft.com/office/word/2018/wordml/cex" xmlns:w16cid="http://schemas.microsoft.com/office/word/2016/wordml/cid" xmlns:w16="http://schemas.microsoft.com/office/word/2018/wordml" xmlns:w16du="http://schemas.microsoft.com/office/word/2023/wordml/word16du" xmlns:w16sdtdh="http://schemas.microsoft.com/office/word/2020/wordml/sdtdatahash" xmlns:w16se="http://schemas.microsoft.com/office/word/2015/wordml/symex" xmlns:wpg="http://schemas.microsoft.com/office/word/2010/wordprocessingGroup" xmlns:wpi="http://schemas.microsoft.com/office/word/2010/wordprocessingInk" xmlns:wne="http://schemas.microsoft.com/office/word/2006/wordml" xmlns:wps="http://schemas.microsoft.com/office/word/2010/wordprocessingShape" mc:Ignorable="w14 w15 w16se w16cid w16 w16cex w16sdtdh w16du wp14">
   <w:abstractNum w:abstractNumId="0" w15:restartNumberingAfterBreak="0">
     <w:nsid w:val="0DA80879"/>
     <w:multiLevelType w:val="hybridMultilevel"/>
@@ -3693,7 +3729,7 @@
 </file>
 
 <file path=word/styles.xml><?xml version="1.0" encoding="utf-8"?>
-<w:styles xmlns:mc="http://schemas.openxmlformats.org/markup-compatibility/2006" xmlns:r="http://schemas.openxmlformats.org/officeDocument/2006/relationships" xmlns:w="http://schemas.openxmlformats.org/wordprocessingml/2006/main" xmlns:w14="http://schemas.microsoft.com/office/word/2010/wordml" xmlns:w15="http://schemas.microsoft.com/office/word/2012/wordml" xmlns:w16cex="http://schemas.microsoft.com/office/word/2018/wordml/cex" xmlns:w16cid="http://schemas.microsoft.com/office/word/2016/wordml/cid" xmlns:w16="http://schemas.microsoft.com/office/word/2018/wordml" xmlns:w16du="http://schemas.microsoft.com/office/word/2023/wordml/word16du" xmlns:w16sdtdh="http://schemas.microsoft.com/office/word/2020/wordml/sdtdatahash" xmlns:w16sdtfl="http://schemas.microsoft.com/office/word/2024/wordml/sdtformatlock" xmlns:w16se="http://schemas.microsoft.com/office/word/2015/wordml/symex" mc:Ignorable="w14 w15 w16se w16cid w16 w16cex w16sdtdh w16sdtfl w16du">
+<w:styles xmlns:mc="http://schemas.openxmlformats.org/markup-compatibility/2006" xmlns:r="http://schemas.openxmlformats.org/officeDocument/2006/relationships" xmlns:w="http://schemas.openxmlformats.org/wordprocessingml/2006/main" xmlns:w14="http://schemas.microsoft.com/office/word/2010/wordml" xmlns:w15="http://schemas.microsoft.com/office/word/2012/wordml" xmlns:w16cex="http://schemas.microsoft.com/office/word/2018/wordml/cex" xmlns:w16cid="http://schemas.microsoft.com/office/word/2016/wordml/cid" xmlns:w16="http://schemas.microsoft.com/office/word/2018/wordml" xmlns:w16du="http://schemas.microsoft.com/office/word/2023/wordml/word16du" xmlns:w16sdtdh="http://schemas.microsoft.com/office/word/2020/wordml/sdtdatahash" xmlns:w16se="http://schemas.microsoft.com/office/word/2015/wordml/symex" mc:Ignorable="w14 w15 w16se w16cid w16 w16cex w16sdtdh w16du">
   <w:docDefaults>
     <w:rPrDefault>
       <w:rPr>
